--- a/data/concession-vologda/Приложение 4.docx
+++ b/data/concession-vologda/Приложение 4.docx
@@ -1,6 +1,6 @@
 
 <file path=word/document.xml><?xml version="1.0" encoding="utf-8"?>
-<w:document xmlns:wpc="http://schemas.microsoft.com/office/word/2010/wordprocessingCanvas" xmlns:cx="http://schemas.microsoft.com/office/drawing/2014/chartex" xmlns:cx1="http://schemas.microsoft.com/office/drawing/2015/9/8/chartex" xmlns:cx2="http://schemas.microsoft.com/office/drawing/2015/10/21/chartex" xmlns:cx3="http://schemas.microsoft.com/office/drawing/2016/5/9/chartex" xmlns:cx4="http://schemas.microsoft.com/office/drawing/2016/5/10/chartex" xmlns:cx5="http://schemas.microsoft.com/office/drawing/2016/5/11/chartex" xmlns:cx6="http://schemas.microsoft.com/office/drawing/2016/5/12/chartex" xmlns:cx7="http://schemas.microsoft.com/office/drawing/2016/5/13/chartex" xmlns:cx8="http://schemas.microsoft.com/office/drawing/2016/5/14/chartex" xmlns:mc="http://schemas.openxmlformats.org/markup-compatibility/2006" xmlns:aink="http://schemas.microsoft.com/office/drawing/2016/ink" xmlns:am3d="http://schemas.microsoft.com/office/drawing/2017/model3d" xmlns:o="urn:schemas-microsoft-com:office:office" xmlns:r="http://schemas.openxmlformats.org/officeDocument/2006/relationships" xmlns:m="http://schemas.openxmlformats.org/officeDocument/2006/math" xmlns:v="urn:schemas-microsoft-com:vml" xmlns:wp14="http://schemas.microsoft.com/office/word/2010/wordprocessingDrawing" xmlns:wp="http://schemas.openxmlformats.org/drawingml/2006/wordprocessingDrawing" xmlns:w10="urn:schemas-microsoft-com:office:word" xmlns:w="http://schemas.openxmlformats.org/wordprocessingml/2006/main" xmlns:w14="http://schemas.microsoft.com/office/word/2010/wordml" xmlns:w15="http://schemas.microsoft.com/office/word/2012/wordml" xmlns:w16cid="http://schemas.microsoft.com/office/word/2016/wordml/cid" xmlns:w16se="http://schemas.microsoft.com/office/word/2015/wordml/symex" xmlns:wpg="http://schemas.microsoft.com/office/word/2010/wordprocessingGroup" xmlns:wpi="http://schemas.microsoft.com/office/word/2010/wordprocessingInk" xmlns:wne="http://schemas.microsoft.com/office/word/2006/wordml" xmlns:wps="http://schemas.microsoft.com/office/word/2010/wordprocessingShape" mc:Ignorable="w14 w15 w16se w16cid wp14">
+<w:document xmlns:wpc="http://schemas.microsoft.com/office/word/2010/wordprocessingCanvas" xmlns:cx="http://schemas.microsoft.com/office/drawing/2014/chartex" xmlns:cx1="http://schemas.microsoft.com/office/drawing/2015/9/8/chartex" xmlns:cx2="http://schemas.microsoft.com/office/drawing/2015/10/21/chartex" xmlns:cx3="http://schemas.microsoft.com/office/drawing/2016/5/9/chartex" xmlns:cx4="http://schemas.microsoft.com/office/drawing/2016/5/10/chartex" xmlns:cx5="http://schemas.microsoft.com/office/drawing/2016/5/11/chartex" xmlns:cx6="http://schemas.microsoft.com/office/drawing/2016/5/12/chartex" xmlns:cx7="http://schemas.microsoft.com/office/drawing/2016/5/13/chartex" xmlns:cx8="http://schemas.microsoft.com/office/drawing/2016/5/14/chartex" xmlns:mc="http://schemas.openxmlformats.org/markup-compatibility/2006" xmlns:aink="http://schemas.microsoft.com/office/drawing/2016/ink" xmlns:am3d="http://schemas.microsoft.com/office/drawing/2017/model3d" xmlns:o="urn:schemas-microsoft-com:office:office" xmlns:oel="http://schemas.microsoft.com/office/2019/extlst" xmlns:r="http://schemas.openxmlformats.org/officeDocument/2006/relationships" xmlns:m="http://schemas.openxmlformats.org/officeDocument/2006/math" xmlns:v="urn:schemas-microsoft-com:vml" xmlns:wp14="http://schemas.microsoft.com/office/word/2010/wordprocessingDrawing" xmlns:wp="http://schemas.openxmlformats.org/drawingml/2006/wordprocessingDrawing" xmlns:w10="urn:schemas-microsoft-com:office:word" xmlns:w="http://schemas.openxmlformats.org/wordprocessingml/2006/main" xmlns:w14="http://schemas.microsoft.com/office/word/2010/wordml" xmlns:w15="http://schemas.microsoft.com/office/word/2012/wordml" xmlns:w16cex="http://schemas.microsoft.com/office/word/2018/wordml/cex" xmlns:w16cid="http://schemas.microsoft.com/office/word/2016/wordml/cid" xmlns:w16="http://schemas.microsoft.com/office/word/2018/wordml" xmlns:w16du="http://schemas.microsoft.com/office/word/2023/wordml/word16du" xmlns:w16sdtdh="http://schemas.microsoft.com/office/word/2020/wordml/sdtdatahash" xmlns:w16sdtfl="http://schemas.microsoft.com/office/word/2024/wordml/sdtformatlock" xmlns:w16se="http://schemas.microsoft.com/office/word/2015/wordml/symex" xmlns:wpg="http://schemas.microsoft.com/office/word/2010/wordprocessingGroup" xmlns:wpi="http://schemas.microsoft.com/office/word/2010/wordprocessingInk" xmlns:wne="http://schemas.microsoft.com/office/word/2006/wordml" xmlns:wps="http://schemas.microsoft.com/office/word/2010/wordprocessingShape" mc:Ignorable="w14 w15 w16se w16cid w16 w16cex w16sdtdh w16sdtfl w16du wp14">
   <w:body>
     <w:p>
       <w:pPr>
@@ -105,8 +105,6 @@
           <w:sz w:val="24"/>
         </w:rPr>
       </w:pPr>
-      <w:bookmarkStart w:id="0" w:name="_GoBack"/>
-      <w:bookmarkEnd w:id="0"/>
     </w:p>
     <w:p>
       <w:pPr>
@@ -220,10 +218,6 @@
     </w:p>
     <w:p>
       <w:pPr>
-        <w:numPr>
-          <w:ilvl w:val="0"/>
-          <w:numId w:val="1"/>
-        </w:numPr>
         <w:spacing w:after="120" w:line="240" w:lineRule="auto"/>
         <w:ind w:left="284" w:hanging="284"/>
         <w:jc w:val="both"/>
@@ -233,17 +227,32 @@
           <w:sz w:val="24"/>
         </w:rPr>
       </w:pPr>
-      <w:bookmarkStart w:id="1" w:name="bookmark1"/>
+      <w:bookmarkStart w:id="0" w:name="bookmark1"/>
       <w:r>
         <w:rPr>
           <w:rFonts w:ascii="Times New Roman" w:hAnsi="Times New Roman"/>
           <w:b/>
           <w:sz w:val="24"/>
         </w:rPr>
-        <w:lastRenderedPageBreak/>
+        <w:t>1.</w:t>
+      </w:r>
+      <w:r>
+        <w:rPr>
+          <w:rFonts w:ascii="Times New Roman" w:hAnsi="Times New Roman"/>
+          <w:b/>
+          <w:sz w:val="24"/>
+        </w:rPr>
+        <w:tab/>
+      </w:r>
+      <w:r>
+        <w:rPr>
+          <w:rFonts w:ascii="Times New Roman" w:hAnsi="Times New Roman"/>
+          <w:b/>
+          <w:sz w:val="24"/>
+        </w:rPr>
         <w:t xml:space="preserve">ОБЩИЕ </w:t>
       </w:r>
-      <w:bookmarkEnd w:id="1"/>
+      <w:bookmarkEnd w:id="0"/>
       <w:r>
         <w:rPr>
           <w:rFonts w:ascii="Times New Roman" w:hAnsi="Times New Roman"/>
@@ -255,10 +264,6 @@
     </w:p>
     <w:p>
       <w:pPr>
-        <w:numPr>
-          <w:ilvl w:val="1"/>
-          <w:numId w:val="1"/>
-        </w:numPr>
         <w:spacing w:after="120" w:line="240" w:lineRule="auto"/>
         <w:ind w:left="851" w:hanging="567"/>
         <w:jc w:val="both"/>
@@ -272,47 +277,25 @@
           <w:rFonts w:ascii="Times New Roman" w:hAnsi="Times New Roman"/>
           <w:sz w:val="24"/>
         </w:rPr>
-        <w:t xml:space="preserve">В соответствии с условиями Концессионного Соглашения, </w:t>
-      </w:r>
-      <w:proofErr w:type="spellStart"/>
-      <w:r>
-        <w:rPr>
-          <w:rFonts w:ascii="Times New Roman" w:hAnsi="Times New Roman"/>
-          <w:sz w:val="24"/>
-        </w:rPr>
-        <w:t>Концедент</w:t>
-      </w:r>
-      <w:proofErr w:type="spellEnd"/>
-      <w:r>
-        <w:rPr>
-          <w:rFonts w:ascii="Times New Roman" w:hAnsi="Times New Roman"/>
-          <w:sz w:val="24"/>
-        </w:rPr>
-        <w:t xml:space="preserve"> передает Концессионеру во владение и пользование имущество, принадлежащее </w:t>
-      </w:r>
-      <w:proofErr w:type="spellStart"/>
-      <w:r>
-        <w:rPr>
-          <w:rFonts w:ascii="Times New Roman" w:hAnsi="Times New Roman"/>
-          <w:sz w:val="24"/>
-        </w:rPr>
-        <w:t>Концеденту</w:t>
-      </w:r>
-      <w:proofErr w:type="spellEnd"/>
-      <w:r>
-        <w:rPr>
-          <w:rFonts w:ascii="Times New Roman" w:hAnsi="Times New Roman"/>
-          <w:sz w:val="24"/>
-        </w:rPr>
-        <w:t xml:space="preserve"> на праве собственности, образующее единое целое с Объектом Соглашения и предназначенное для создания условий осуществления Концессионером деятельности, предусмотренной условиями Концессионного Соглашения.</w:t>
+        <w:t>1.1</w:t>
+      </w:r>
+      <w:r>
+        <w:rPr>
+          <w:rFonts w:ascii="Times New Roman" w:hAnsi="Times New Roman"/>
+          <w:sz w:val="24"/>
+        </w:rPr>
+        <w:tab/>
+      </w:r>
+      <w:r>
+        <w:rPr>
+          <w:rFonts w:ascii="Times New Roman" w:hAnsi="Times New Roman"/>
+          <w:sz w:val="24"/>
+        </w:rPr>
+        <w:t>В соответствии с условиями Концессионного Соглашения, Концедент передает Концессионеру во владение и пользование имущество, принадлежащее Концеденту на праве собственности, образующее единое целое с Объектом Соглашения и предназначенное для создания условий осуществления Концессионером деятельности, предусмотренной условиями Концессионного Соглашения.</w:t>
       </w:r>
     </w:p>
     <w:p>
       <w:pPr>
-        <w:numPr>
-          <w:ilvl w:val="1"/>
-          <w:numId w:val="1"/>
-        </w:numPr>
         <w:spacing w:after="120" w:line="240" w:lineRule="auto"/>
         <w:ind w:left="851" w:hanging="567"/>
         <w:jc w:val="both"/>
@@ -326,31 +309,25 @@
           <w:rFonts w:ascii="Times New Roman" w:hAnsi="Times New Roman"/>
           <w:sz w:val="24"/>
         </w:rPr>
-        <w:t xml:space="preserve">Состав и описание Имущества </w:t>
-      </w:r>
-      <w:proofErr w:type="spellStart"/>
-      <w:r>
-        <w:rPr>
-          <w:rFonts w:ascii="Times New Roman" w:hAnsi="Times New Roman"/>
-          <w:sz w:val="24"/>
-        </w:rPr>
-        <w:t>Концедента</w:t>
-      </w:r>
-      <w:proofErr w:type="spellEnd"/>
-      <w:r>
-        <w:rPr>
-          <w:rFonts w:ascii="Times New Roman" w:hAnsi="Times New Roman"/>
-          <w:sz w:val="24"/>
-        </w:rPr>
-        <w:t xml:space="preserve"> устанавливается настоящим Приложением.</w:t>
+        <w:t>1.2</w:t>
+      </w:r>
+      <w:r>
+        <w:rPr>
+          <w:rFonts w:ascii="Times New Roman" w:hAnsi="Times New Roman"/>
+          <w:sz w:val="24"/>
+        </w:rPr>
+        <w:tab/>
+      </w:r>
+      <w:r>
+        <w:rPr>
+          <w:rFonts w:ascii="Times New Roman" w:hAnsi="Times New Roman"/>
+          <w:sz w:val="24"/>
+        </w:rPr>
+        <w:t>Состав и описание Имущества Концедента устанавливается настоящим Приложением.</w:t>
       </w:r>
     </w:p>
     <w:p>
       <w:pPr>
-        <w:numPr>
-          <w:ilvl w:val="1"/>
-          <w:numId w:val="1"/>
-        </w:numPr>
         <w:spacing w:after="120" w:line="240" w:lineRule="auto"/>
         <w:ind w:left="851" w:hanging="567"/>
         <w:jc w:val="both"/>
@@ -364,31 +341,25 @@
           <w:rFonts w:ascii="Times New Roman" w:hAnsi="Times New Roman"/>
           <w:sz w:val="24"/>
         </w:rPr>
-        <w:t xml:space="preserve">В соответствии с условиями Концессионного Соглашения, Концессионер обязуется осуществить модернизацию Имущества </w:t>
-      </w:r>
-      <w:proofErr w:type="spellStart"/>
-      <w:r>
-        <w:rPr>
-          <w:rFonts w:ascii="Times New Roman" w:hAnsi="Times New Roman"/>
-          <w:sz w:val="24"/>
-        </w:rPr>
-        <w:t>Концедента</w:t>
-      </w:r>
-      <w:proofErr w:type="spellEnd"/>
-      <w:r>
-        <w:rPr>
-          <w:rFonts w:ascii="Times New Roman" w:hAnsi="Times New Roman"/>
-          <w:sz w:val="24"/>
-        </w:rPr>
-        <w:t xml:space="preserve"> в соответствии с условиями Концессионного Соглашения путем модернизации, замены морально устаревшего и физически изношенного оборудования новым более производительным оборудованием, иному улучшению характеристик и эксплуатационных свойств такого имущества в соответствии с условиями Концессионного Соглашения</w:t>
+        <w:t>1.3</w:t>
+      </w:r>
+      <w:r>
+        <w:rPr>
+          <w:rFonts w:ascii="Times New Roman" w:hAnsi="Times New Roman"/>
+          <w:sz w:val="24"/>
+        </w:rPr>
+        <w:tab/>
+      </w:r>
+      <w:r>
+        <w:rPr>
+          <w:rFonts w:ascii="Times New Roman" w:hAnsi="Times New Roman"/>
+          <w:sz w:val="24"/>
+        </w:rPr>
+        <w:t>В соответствии с условиями Концессионного Соглашения, Концессионер обязуется осуществить модернизацию Имущества Концедента в соответствии с условиями Концессионного Соглашения путем модернизации, замены морально устаревшего и физически изношенного оборудования новым более производительным оборудованием, иному улучшению характеристик и эксплуатационных свойств такого имущества в соответствии с условиями Концессионного Соглашения</w:t>
       </w:r>
     </w:p>
     <w:p>
       <w:pPr>
-        <w:numPr>
-          <w:ilvl w:val="1"/>
-          <w:numId w:val="1"/>
-        </w:numPr>
         <w:spacing w:after="120" w:line="240" w:lineRule="auto"/>
         <w:ind w:left="851" w:hanging="567"/>
         <w:jc w:val="both"/>
@@ -402,63 +373,25 @@
           <w:rFonts w:ascii="Times New Roman" w:hAnsi="Times New Roman"/>
           <w:sz w:val="24"/>
         </w:rPr>
-        <w:t xml:space="preserve">В соответствии с условиями Концессионного Соглашения, </w:t>
-      </w:r>
-      <w:proofErr w:type="spellStart"/>
-      <w:r>
-        <w:rPr>
-          <w:rFonts w:ascii="Times New Roman" w:hAnsi="Times New Roman"/>
-          <w:sz w:val="24"/>
-        </w:rPr>
-        <w:t>Концедент</w:t>
-      </w:r>
-      <w:proofErr w:type="spellEnd"/>
-      <w:r>
-        <w:rPr>
-          <w:rFonts w:ascii="Times New Roman" w:hAnsi="Times New Roman"/>
-          <w:sz w:val="24"/>
-        </w:rPr>
-        <w:t xml:space="preserve"> предоставляет Концессионеру на основании безвозмездного лицензионного договора (</w:t>
-      </w:r>
-      <w:proofErr w:type="spellStart"/>
-      <w:r>
-        <w:rPr>
-          <w:rFonts w:ascii="Times New Roman" w:hAnsi="Times New Roman"/>
-          <w:sz w:val="24"/>
-        </w:rPr>
-        <w:t>сублицензионного</w:t>
-      </w:r>
-      <w:proofErr w:type="spellEnd"/>
-      <w:r>
-        <w:rPr>
-          <w:rFonts w:ascii="Times New Roman" w:hAnsi="Times New Roman"/>
-          <w:sz w:val="24"/>
-        </w:rPr>
-        <w:t xml:space="preserve"> договора) права использования результатов интеллектуальной деятельности, исключительные права на которые или права использования которых принадлежат </w:t>
-      </w:r>
-      <w:proofErr w:type="spellStart"/>
-      <w:r>
-        <w:rPr>
-          <w:rFonts w:ascii="Times New Roman" w:hAnsi="Times New Roman"/>
-          <w:sz w:val="24"/>
-        </w:rPr>
-        <w:t>Концеденту</w:t>
-      </w:r>
-      <w:proofErr w:type="spellEnd"/>
-      <w:r>
-        <w:rPr>
-          <w:rFonts w:ascii="Times New Roman" w:hAnsi="Times New Roman"/>
-          <w:sz w:val="24"/>
-        </w:rPr>
-        <w:t>, которые образуют единое целое с Объектом Концессионного Соглашения и предназначены для использования в целях осуществления Концессионером деятельности, предусмотренной условиями Концессионного соглашения.</w:t>
+        <w:t>1.4</w:t>
+      </w:r>
+      <w:r>
+        <w:rPr>
+          <w:rFonts w:ascii="Times New Roman" w:hAnsi="Times New Roman"/>
+          <w:sz w:val="24"/>
+        </w:rPr>
+        <w:tab/>
+      </w:r>
+      <w:r>
+        <w:rPr>
+          <w:rFonts w:ascii="Times New Roman" w:hAnsi="Times New Roman"/>
+          <w:sz w:val="24"/>
+        </w:rPr>
+        <w:t>В соответствии с условиями Концессионного Соглашения, Концедент предоставляет Концессионеру на основании безвозмездного лицензионного договора (сублицензионного договора) права использования результатов интеллектуальной деятельности, исключительные права на которые или права использования которых принадлежат Концеденту, которые образуют единое целое с Объектом Концессионного Соглашения и предназначены для использования в целях осуществления Концессионером деятельности, предусмотренной условиями Концессионного соглашения.</w:t>
       </w:r>
     </w:p>
     <w:p>
       <w:pPr>
-        <w:numPr>
-          <w:ilvl w:val="1"/>
-          <w:numId w:val="1"/>
-        </w:numPr>
         <w:spacing w:after="120" w:line="240" w:lineRule="auto"/>
         <w:ind w:left="851" w:hanging="567"/>
         <w:jc w:val="both"/>
@@ -467,7 +400,21 @@
           <w:sz w:val="24"/>
         </w:rPr>
       </w:pPr>
-      <w:bookmarkStart w:id="2" w:name="_Hlk481577655"/>
+      <w:bookmarkStart w:id="1" w:name="_Hlk481577655"/>
+      <w:r>
+        <w:rPr>
+          <w:rFonts w:ascii="Times New Roman" w:hAnsi="Times New Roman"/>
+          <w:sz w:val="24"/>
+        </w:rPr>
+        <w:t>1.5</w:t>
+      </w:r>
+      <w:r>
+        <w:rPr>
+          <w:rFonts w:ascii="Times New Roman" w:hAnsi="Times New Roman"/>
+          <w:sz w:val="24"/>
+        </w:rPr>
+        <w:tab/>
+      </w:r>
       <w:r>
         <w:rPr>
           <w:rFonts w:ascii="Times New Roman" w:hAnsi="Times New Roman"/>
@@ -475,29 +422,13 @@
         </w:rPr>
         <w:t>Состав и описание</w:t>
       </w:r>
-      <w:bookmarkEnd w:id="2"/>
-      <w:r>
-        <w:rPr>
-          <w:rFonts w:ascii="Times New Roman" w:hAnsi="Times New Roman"/>
-          <w:sz w:val="24"/>
-        </w:rPr>
-        <w:t xml:space="preserve"> Имущества </w:t>
-      </w:r>
-      <w:proofErr w:type="spellStart"/>
-      <w:r>
-        <w:rPr>
-          <w:rFonts w:ascii="Times New Roman" w:hAnsi="Times New Roman"/>
-          <w:sz w:val="24"/>
-        </w:rPr>
-        <w:t>Концедента</w:t>
-      </w:r>
-      <w:proofErr w:type="spellEnd"/>
-      <w:r>
-        <w:rPr>
-          <w:rFonts w:ascii="Times New Roman" w:hAnsi="Times New Roman"/>
-          <w:sz w:val="24"/>
-        </w:rPr>
-        <w:t xml:space="preserve"> определены в таблице ниже.</w:t>
+      <w:bookmarkEnd w:id="1"/>
+      <w:r>
+        <w:rPr>
+          <w:rFonts w:ascii="Times New Roman" w:hAnsi="Times New Roman"/>
+          <w:sz w:val="24"/>
+        </w:rPr>
+        <w:t xml:space="preserve"> Имущества Концедента определены в таблице ниже.</w:t>
       </w:r>
     </w:p>
     <w:p>
@@ -516,25 +447,7 @@
           <w:b/>
           <w:sz w:val="24"/>
         </w:rPr>
-        <w:t xml:space="preserve">Таблица № 1. Состав и описание Имущества </w:t>
-      </w:r>
-      <w:proofErr w:type="spellStart"/>
-      <w:r>
-        <w:rPr>
-          <w:rFonts w:ascii="Times New Roman" w:hAnsi="Times New Roman"/>
-          <w:b/>
-          <w:sz w:val="24"/>
-        </w:rPr>
-        <w:t>Концедента</w:t>
-      </w:r>
-      <w:proofErr w:type="spellEnd"/>
-      <w:r>
-        <w:rPr>
-          <w:rFonts w:ascii="Times New Roman" w:hAnsi="Times New Roman"/>
-          <w:b/>
-          <w:sz w:val="24"/>
-        </w:rPr>
-        <w:t xml:space="preserve"> </w:t>
+        <w:t xml:space="preserve">Таблица № 1. Состав и описание Имущества Концедента </w:t>
       </w:r>
     </w:p>
     <w:tbl>
@@ -708,11 +621,6 @@
           </w:tcPr>
           <w:p>
             <w:pPr>
-              <w:pStyle w:val="aa"/>
-              <w:numPr>
-                <w:ilvl w:val="0"/>
-                <w:numId w:val="2"/>
-              </w:numPr>
               <w:spacing w:after="120" w:line="240" w:lineRule="auto"/>
               <w:ind w:left="643" w:hanging="698"/>
               <w:jc w:val="both"/>
@@ -721,6 +629,20 @@
                 <w:sz w:val="24"/>
               </w:rPr>
             </w:pPr>
+            <w:r>
+              <w:rPr>
+                <w:rFonts w:ascii="Times New Roman" w:hAnsi="Times New Roman"/>
+                <w:sz w:val="24"/>
+              </w:rPr>
+              <w:t>1.</w:t>
+            </w:r>
+            <w:r>
+              <w:rPr>
+                <w:rFonts w:ascii="Times New Roman" w:hAnsi="Times New Roman"/>
+                <w:sz w:val="24"/>
+              </w:rPr>
+              <w:tab/>
+            </w:r>
           </w:p>
         </w:tc>
         <w:tc>
@@ -916,25 +838,7 @@
                 <w:b/>
                 <w:sz w:val="24"/>
               </w:rPr>
-              <w:t xml:space="preserve">От </w:t>
-            </w:r>
-            <w:proofErr w:type="spellStart"/>
-            <w:r>
-              <w:rPr>
-                <w:rFonts w:ascii="Times New Roman" w:hAnsi="Times New Roman"/>
-                <w:b/>
-                <w:sz w:val="24"/>
-              </w:rPr>
-              <w:t>Концедента</w:t>
-            </w:r>
-            <w:proofErr w:type="spellEnd"/>
-            <w:r>
-              <w:rPr>
-                <w:rFonts w:ascii="Times New Roman" w:hAnsi="Times New Roman"/>
-                <w:b/>
-                <w:sz w:val="24"/>
-              </w:rPr>
-              <w:t>:</w:t>
+              <w:t>От Концедента:</w:t>
             </w:r>
           </w:p>
           <w:p>
@@ -1166,7 +1070,7 @@
 </file>
 
 <file path=word/numbering.xml><?xml version="1.0" encoding="utf-8"?>
-<w:numbering xmlns:wpc="http://schemas.microsoft.com/office/word/2010/wordprocessingCanvas" xmlns:cx="http://schemas.microsoft.com/office/drawing/2014/chartex" xmlns:cx1="http://schemas.microsoft.com/office/drawing/2015/9/8/chartex" xmlns:cx2="http://schemas.microsoft.com/office/drawing/2015/10/21/chartex" xmlns:cx3="http://schemas.microsoft.com/office/drawing/2016/5/9/chartex" xmlns:cx4="http://schemas.microsoft.com/office/drawing/2016/5/10/chartex" xmlns:cx5="http://schemas.microsoft.com/office/drawing/2016/5/11/chartex" xmlns:cx6="http://schemas.microsoft.com/office/drawing/2016/5/12/chartex" xmlns:cx7="http://schemas.microsoft.com/office/drawing/2016/5/13/chartex" xmlns:cx8="http://schemas.microsoft.com/office/drawing/2016/5/14/chartex" xmlns:mc="http://schemas.openxmlformats.org/markup-compatibility/2006" xmlns:aink="http://schemas.microsoft.com/office/drawing/2016/ink" xmlns:am3d="http://schemas.microsoft.com/office/drawing/2017/model3d" xmlns:o="urn:schemas-microsoft-com:office:office" xmlns:r="http://schemas.openxmlformats.org/officeDocument/2006/relationships" xmlns:m="http://schemas.openxmlformats.org/officeDocument/2006/math" xmlns:v="urn:schemas-microsoft-com:vml" xmlns:wp14="http://schemas.microsoft.com/office/word/2010/wordprocessingDrawing" xmlns:wp="http://schemas.openxmlformats.org/drawingml/2006/wordprocessingDrawing" xmlns:w10="urn:schemas-microsoft-com:office:word" xmlns:w="http://schemas.openxmlformats.org/wordprocessingml/2006/main" xmlns:w14="http://schemas.microsoft.com/office/word/2010/wordml" xmlns:w15="http://schemas.microsoft.com/office/word/2012/wordml" xmlns:w16cid="http://schemas.microsoft.com/office/word/2016/wordml/cid" xmlns:w16se="http://schemas.microsoft.com/office/word/2015/wordml/symex" xmlns:wpg="http://schemas.microsoft.com/office/word/2010/wordprocessingGroup" xmlns:wpi="http://schemas.microsoft.com/office/word/2010/wordprocessingInk" xmlns:wne="http://schemas.microsoft.com/office/word/2006/wordml" xmlns:wps="http://schemas.microsoft.com/office/word/2010/wordprocessingShape" mc:Ignorable="w14 w15 w16se w16cid wp14">
+<w:numbering xmlns:wpc="http://schemas.microsoft.com/office/word/2010/wordprocessingCanvas" xmlns:cx="http://schemas.microsoft.com/office/drawing/2014/chartex" xmlns:cx1="http://schemas.microsoft.com/office/drawing/2015/9/8/chartex" xmlns:cx2="http://schemas.microsoft.com/office/drawing/2015/10/21/chartex" xmlns:cx3="http://schemas.microsoft.com/office/drawing/2016/5/9/chartex" xmlns:cx4="http://schemas.microsoft.com/office/drawing/2016/5/10/chartex" xmlns:cx5="http://schemas.microsoft.com/office/drawing/2016/5/11/chartex" xmlns:cx6="http://schemas.microsoft.com/office/drawing/2016/5/12/chartex" xmlns:cx7="http://schemas.microsoft.com/office/drawing/2016/5/13/chartex" xmlns:cx8="http://schemas.microsoft.com/office/drawing/2016/5/14/chartex" xmlns:mc="http://schemas.openxmlformats.org/markup-compatibility/2006" xmlns:aink="http://schemas.microsoft.com/office/drawing/2016/ink" xmlns:am3d="http://schemas.microsoft.com/office/drawing/2017/model3d" xmlns:o="urn:schemas-microsoft-com:office:office" xmlns:oel="http://schemas.microsoft.com/office/2019/extlst" xmlns:r="http://schemas.openxmlformats.org/officeDocument/2006/relationships" xmlns:m="http://schemas.openxmlformats.org/officeDocument/2006/math" xmlns:v="urn:schemas-microsoft-com:vml" xmlns:wp14="http://schemas.microsoft.com/office/word/2010/wordprocessingDrawing" xmlns:wp="http://schemas.openxmlformats.org/drawingml/2006/wordprocessingDrawing" xmlns:w10="urn:schemas-microsoft-com:office:word" xmlns:w="http://schemas.openxmlformats.org/wordprocessingml/2006/main" xmlns:w14="http://schemas.microsoft.com/office/word/2010/wordml" xmlns:w15="http://schemas.microsoft.com/office/word/2012/wordml" xmlns:w16cex="http://schemas.microsoft.com/office/word/2018/wordml/cex" xmlns:w16cid="http://schemas.microsoft.com/office/word/2016/wordml/cid" xmlns:w16="http://schemas.microsoft.com/office/word/2018/wordml" xmlns:w16du="http://schemas.microsoft.com/office/word/2023/wordml/word16du" xmlns:w16sdtdh="http://schemas.microsoft.com/office/word/2020/wordml/sdtdatahash" xmlns:w16sdtfl="http://schemas.microsoft.com/office/word/2024/wordml/sdtformatlock" xmlns:w16se="http://schemas.microsoft.com/office/word/2015/wordml/symex" xmlns:wpg="http://schemas.microsoft.com/office/word/2010/wordprocessingGroup" xmlns:wpi="http://schemas.microsoft.com/office/word/2010/wordprocessingInk" xmlns:wne="http://schemas.microsoft.com/office/word/2006/wordml" xmlns:wps="http://schemas.microsoft.com/office/word/2010/wordprocessingShape" mc:Ignorable="w14 w15 w16se w16cid w16 w16cex w16sdtdh w16sdtfl w16du wp14">
   <w:abstractNum w:abstractNumId="0" w15:restartNumberingAfterBreak="0">
     <w:nsid w:val="6D663546"/>
     <w:multiLevelType w:val="multilevel"/>
@@ -1342,17 +1246,17 @@
       </w:pPr>
     </w:lvl>
   </w:abstractNum>
-  <w:num w:numId="1">
+  <w:num w:numId="1" w16cid:durableId="96563245">
     <w:abstractNumId w:val="0"/>
   </w:num>
-  <w:num w:numId="2">
+  <w:num w:numId="2" w16cid:durableId="1806653097">
     <w:abstractNumId w:val="1"/>
   </w:num>
 </w:numbering>
 </file>
 
 <file path=word/styles.xml><?xml version="1.0" encoding="utf-8"?>
-<w:styles xmlns:mc="http://schemas.openxmlformats.org/markup-compatibility/2006" xmlns:r="http://schemas.openxmlformats.org/officeDocument/2006/relationships" xmlns:w="http://schemas.openxmlformats.org/wordprocessingml/2006/main" xmlns:w14="http://schemas.microsoft.com/office/word/2010/wordml" xmlns:w15="http://schemas.microsoft.com/office/word/2012/wordml" xmlns:w16cid="http://schemas.microsoft.com/office/word/2016/wordml/cid" xmlns:w16se="http://schemas.microsoft.com/office/word/2015/wordml/symex" mc:Ignorable="w14 w15 w16se w16cid">
+<w:styles xmlns:mc="http://schemas.openxmlformats.org/markup-compatibility/2006" xmlns:r="http://schemas.openxmlformats.org/officeDocument/2006/relationships" xmlns:w="http://schemas.openxmlformats.org/wordprocessingml/2006/main" xmlns:w14="http://schemas.microsoft.com/office/word/2010/wordml" xmlns:w15="http://schemas.microsoft.com/office/word/2012/wordml" xmlns:w16cex="http://schemas.microsoft.com/office/word/2018/wordml/cex" xmlns:w16cid="http://schemas.microsoft.com/office/word/2016/wordml/cid" xmlns:w16="http://schemas.microsoft.com/office/word/2018/wordml" xmlns:w16du="http://schemas.microsoft.com/office/word/2023/wordml/word16du" xmlns:w16sdtdh="http://schemas.microsoft.com/office/word/2020/wordml/sdtdatahash" xmlns:w16sdtfl="http://schemas.microsoft.com/office/word/2024/wordml/sdtformatlock" xmlns:w16se="http://schemas.microsoft.com/office/word/2015/wordml/symex" mc:Ignorable="w14 w15 w16se w16cid w16 w16cex w16sdtdh w16sdtfl w16du">
   <w:docDefaults>
     <w:rPrDefault>
       <w:rPr>
@@ -1368,7 +1272,7 @@
       </w:pPr>
     </w:pPrDefault>
   </w:docDefaults>
-  <w:latentStyles w:defLockedState="0" w:defUIPriority="99" w:defSemiHidden="0" w:defUnhideWhenUsed="0" w:defQFormat="0" w:count="375">
+  <w:latentStyles w:defLockedState="0" w:defUIPriority="99" w:defSemiHidden="0" w:defUnhideWhenUsed="0" w:defQFormat="0" w:count="376">
     <w:lsdException w:name="Normal" w:uiPriority="0" w:qFormat="1"/>
     <w:lsdException w:name="heading 1" w:uiPriority="9" w:qFormat="1"/>
     <w:lsdException w:name="heading 2" w:uiPriority="9" w:qFormat="1"/>
@@ -1522,7 +1426,7 @@
     <w:lsdException w:name="Table Web 2" w:semiHidden="1" w:unhideWhenUsed="1"/>
     <w:lsdException w:name="Table Web 3" w:semiHidden="1" w:unhideWhenUsed="1"/>
     <w:lsdException w:name="Balloon Text" w:semiHidden="1" w:unhideWhenUsed="1"/>
-    <w:lsdException w:name="Table Grid" w:semiHidden="1" w:uiPriority="39" w:unhideWhenUsed="1"/>
+    <w:lsdException w:name="Table Grid" w:uiPriority="39"/>
     <w:lsdException w:name="Table Theme" w:semiHidden="1" w:unhideWhenUsed="1"/>
     <w:lsdException w:name="Placeholder Text" w:semiHidden="1"/>
     <w:lsdException w:name="No Spacing" w:uiPriority="1" w:qFormat="1"/>
@@ -1743,6 +1647,7 @@
     <w:lsdException w:name="Smart Hyperlink" w:semiHidden="1" w:unhideWhenUsed="1"/>
     <w:lsdException w:name="Hashtag" w:semiHidden="1" w:unhideWhenUsed="1"/>
     <w:lsdException w:name="Unresolved Mention" w:semiHidden="1" w:unhideWhenUsed="1"/>
+    <w:lsdException w:name="Smart Link" w:semiHidden="1" w:unhideWhenUsed="1"/>
   </w:latentStyles>
   <w:style w:type="paragraph" w:default="1" w:styleId="a">
     <w:name w:val="Normal"/>
@@ -1962,7 +1867,7 @@
     </w:rPr>
   </w:style>
   <w:style w:type="character" w:customStyle="1" w:styleId="a4">
-    <w:name w:val="Обычный (веб) Знак"/>
+    <w:name w:val="Обычный (Интернет) Знак"/>
     <w:basedOn w:val="1"/>
     <w:link w:val="a3"/>
     <w:rPr>
